--- a/data/employees/EMP087/AST-EMP087-03.docx
+++ b/data/employees/EMP087/AST-EMP087-03.docx
@@ -7,10 +7,7 @@
         <w:pStyle w:val="Heading1"/>
       </w:pPr>
       <w:r>
-        <w:rPr>
-          <w:sz w:val="36"/>
-        </w:rPr>
-        <w:t>Design specification - EMP087</w:t>
+        <w:t>Ast Emp087 03 - EMP087</w:t>
       </w:r>
     </w:p>
     <w:p>
@@ -18,130 +15,32 @@
         <w:pStyle w:val="Heading2"/>
       </w:pPr>
       <w:r>
-        <w:t>Document Metadata</w:t>
-      </w:r>
-    </w:p>
-    <w:tbl>
-      <w:tblPr>
-        <w:tblStyle w:val="TableGrid"/>
-        <w:tblW w:type="auto" w:w="0"/>
-        <w:tblLook w:firstColumn="1" w:firstRow="1" w:lastColumn="0" w:lastRow="0" w:noHBand="0" w:noVBand="1" w:val="04A0"/>
-      </w:tblPr>
-      <w:tblGrid>
-        <w:gridCol w:w="4320"/>
-        <w:gridCol w:w="4320"/>
-      </w:tblGrid>
-      <w:tr>
-        <w:tc>
-          <w:tcPr>
-            <w:tcW w:type="dxa" w:w="4320"/>
-          </w:tcPr>
-          <w:p>
-            <w:r>
-              <w:t>Author</w:t>
-            </w:r>
-          </w:p>
-        </w:tc>
-        <w:tc>
-          <w:tcPr>
-            <w:tcW w:type="dxa" w:w="4320"/>
-          </w:tcPr>
-          <w:p>
-            <w:r>
-              <w:t>Riley Patel</w:t>
-            </w:r>
-          </w:p>
-        </w:tc>
-      </w:tr>
-      <w:tr>
-        <w:tc>
-          <w:tcPr>
-            <w:tcW w:type="dxa" w:w="4320"/>
-          </w:tcPr>
-          <w:p>
-            <w:r>
-              <w:t>Role / Department</w:t>
-            </w:r>
-          </w:p>
-        </w:tc>
-        <w:tc>
-          <w:tcPr>
-            <w:tcW w:type="dxa" w:w="4320"/>
-          </w:tcPr>
-          <w:p>
-            <w:r>
-              <w:t>Director | R&amp;D</w:t>
-            </w:r>
-          </w:p>
-        </w:tc>
-      </w:tr>
-      <w:tr>
-        <w:tc>
-          <w:tcPr>
-            <w:tcW w:type="dxa" w:w="4320"/>
-          </w:tcPr>
-          <w:p>
-            <w:r>
-              <w:t>Location</w:t>
-            </w:r>
-          </w:p>
-        </w:tc>
-        <w:tc>
-          <w:tcPr>
-            <w:tcW w:type="dxa" w:w="4320"/>
-          </w:tcPr>
-          <w:p>
-            <w:r>
-              <w:t>Bengaluru</w:t>
-            </w:r>
-          </w:p>
-        </w:tc>
-      </w:tr>
-      <w:tr>
-        <w:tc>
-          <w:tcPr>
-            <w:tcW w:type="dxa" w:w="4320"/>
-          </w:tcPr>
-          <w:p>
-            <w:r>
-              <w:t>Last Modified</w:t>
-            </w:r>
-          </w:p>
-        </w:tc>
-        <w:tc>
-          <w:tcPr>
-            <w:tcW w:type="dxa" w:w="4320"/>
-          </w:tcPr>
-          <w:p>
-            <w:r>
-              <w:t>2025-04-01</w:t>
-            </w:r>
-          </w:p>
-        </w:tc>
-      </w:tr>
-    </w:tbl>
-    <w:p/>
-    <w:p>
-      <w:pPr>
-        <w:pStyle w:val="Heading2"/>
-      </w:pPr>
-      <w:r>
-        <w:t>Specification</w:t>
+        <w:t>Page 1</w:t>
       </w:r>
     </w:p>
     <w:p>
       <w:r>
-        <w:t>Design Specification: High-Throughput Experimentation Platform</w:t>
+        <w:t>Section 1: Data quality remediation. EMP087 contributes to ast emp087 03 through recurring collaboration, clear ownership boundaries, and measurable outcomes. The team captures decisions, open issues, and handoffs so that knowledge remains discoverable for future programs.</w:t>
       </w:r>
     </w:p>
     <w:p>
       <w:r>
-        <w:t>Version: 0.9 (Draft)</w:t>
+        <w:t>Section 2: Operational risk review. EMP087 contributes to ast emp087 03 through recurring collaboration, clear ownership boundaries, and measurable outcomes. The team captures decisions, open issues, and handoffs so that knowledge remains discoverable for future programs.</w:t>
       </w:r>
     </w:p>
     <w:p>
       <w:r>
-        <w:t>This specification describes the architecture for the automated high-throughput experimentation platform. Robotic sample handling integrates with the LIMS via REST API. ML-driven parameter optimisation suggests next experiment conditions based on Bayesian optimisation.</w:t>
+        <w:t>Section 3: Automation backlog refinement. EMP087 contributes to ast emp087 03 through recurring collaboration, clear ownership boundaries, and measurable outcomes. The team captures decisions, open issues, and handoffs so that knowledge remains discoverable for future programs.</w:t>
+      </w:r>
+    </w:p>
+    <w:p>
+      <w:r>
+        <w:t>Section 4: Quarterly delivery milestones. EMP087 contributes to ast emp087 03 through recurring collaboration, clear ownership boundaries, and measurable outcomes. The team captures decisions, open issues, and handoffs so that knowledge remains discoverable for future programs.</w:t>
+      </w:r>
+    </w:p>
+    <w:p>
+      <w:r>
+        <w:br w:type="page"/>
       </w:r>
     </w:p>
     <w:p>
@@ -149,12 +48,60 @@
         <w:pStyle w:val="Heading2"/>
       </w:pPr>
       <w:r>
-        <w:t>Author Competencies</w:t>
+        <w:t>Page 2</w:t>
       </w:r>
     </w:p>
     <w:p>
       <w:r>
-        <w:t>SQL, Power BI, Ontology, Kusto</w:t>
+        <w:t>Section 1: Data quality remediation. EMP087 contributes to ast emp087 03 through recurring collaboration, clear ownership boundaries, and measurable outcomes. The team captures decisions, open issues, and handoffs so that knowledge remains discoverable for future programs.</w:t>
+      </w:r>
+    </w:p>
+    <w:p>
+      <w:r>
+        <w:t>Section 2: Fabric semantic model planning. EMP087 contributes to ast emp087 03 through recurring collaboration, clear ownership boundaries, and measurable outcomes. The team captures decisions, open issues, and handoffs so that knowledge remains discoverable for future programs.</w:t>
+      </w:r>
+    </w:p>
+    <w:p>
+      <w:r>
+        <w:t>Section 3: Data quality remediation. EMP087 contributes to ast emp087 03 through recurring collaboration, clear ownership boundaries, and measurable outcomes. The team captures decisions, open issues, and handoffs so that knowledge remains discoverable for future programs.</w:t>
+      </w:r>
+    </w:p>
+    <w:p>
+      <w:r>
+        <w:t>Section 4: Quarterly delivery milestones. EMP087 contributes to ast emp087 03 through recurring collaboration, clear ownership boundaries, and measurable outcomes. The team captures decisions, open issues, and handoffs so that knowledge remains discoverable for future programs.</w:t>
+      </w:r>
+    </w:p>
+    <w:p>
+      <w:r>
+        <w:br w:type="page"/>
+      </w:r>
+    </w:p>
+    <w:p>
+      <w:pPr>
+        <w:pStyle w:val="Heading2"/>
+      </w:pPr>
+      <w:r>
+        <w:t>Page 3</w:t>
+      </w:r>
+    </w:p>
+    <w:p>
+      <w:r>
+        <w:t>Section 1: Department KPI performance. EMP087 contributes to ast emp087 03 through recurring collaboration, clear ownership boundaries, and measurable outcomes. The team captures decisions, open issues, and handoffs so that knowledge remains discoverable for future programs.</w:t>
+      </w:r>
+    </w:p>
+    <w:p>
+      <w:r>
+        <w:t>Section 2: Automation backlog refinement. EMP087 contributes to ast emp087 03 through recurring collaboration, clear ownership boundaries, and measurable outcomes. The team captures decisions, open issues, and handoffs so that knowledge remains discoverable for future programs.</w:t>
+      </w:r>
+    </w:p>
+    <w:p>
+      <w:r>
+        <w:t>Section 3: Automation backlog refinement. EMP087 contributes to ast emp087 03 through recurring collaboration, clear ownership boundaries, and measurable outcomes. The team captures decisions, open issues, and handoffs so that knowledge remains discoverable for future programs.</w:t>
+      </w:r>
+    </w:p>
+    <w:p>
+      <w:r>
+        <w:t>Section 4: Knowledge transfer and onboarding. EMP087 contributes to ast emp087 03 through recurring collaboration, clear ownership boundaries, and measurable outcomes. The team captures decisions, open issues, and handoffs so that knowledge remains discoverable for future programs.</w:t>
       </w:r>
     </w:p>
     <w:sectPr>
